--- a/pr-preview/pr-266/measures.docx
+++ b/pr-preview/pr-266/measures.docx
@@ -15,7 +15,7 @@
         <w:pStyle w:val="Date"/>
       </w:pPr>
       <w:r>
-        <w:t xml:space="preserve">Last modified: 2026-10-13 13:45:46 (PDT)</w:t>
+        <w:t xml:space="preserve">Last modified: 2026-10-13 19:29:08 (PDT)</w:t>
       </w:r>
     </w:p>
     <w:p>
@@ -7310,7 +7310,7 @@
     </w:p>
     <w:bookmarkEnd w:id="41"/>
     <w:bookmarkEnd w:id="42"/>
-    <w:bookmarkStart w:id="56" w:name="infinite-sums"/>
+    <w:bookmarkStart w:id="57" w:name="infinite-sums"/>
     <w:p>
       <w:pPr>
         <w:pStyle w:val="Heading2"/>
@@ -8673,7 +8673,7 @@
       </w:r>
     </w:p>
     <w:bookmarkEnd w:id="48"/>
-    <w:bookmarkStart w:id="50" w:name="def-infinite-sum"/>
+    <w:bookmarkStart w:id="51" w:name="def-infinite-sum"/>
     <w:p>
       <w:pPr>
         <w:pStyle w:val="BodyText"/>
@@ -9080,7 +9080,7 @@
       <w:r>
         <w:t xml:space="preserve"> </w:t>
       </w:r>
-      <w:hyperlink r:id="rId49">
+      <w:hyperlink r:id="rId50">
         <w:r>
           <w:rPr>
             <w:rStyle w:val="Hyperlink"/>
@@ -9201,8 +9201,8 @@
         <w:t xml:space="preserve">are defined the same way.</w:t>
       </w:r>
     </w:p>
-    <w:bookmarkEnd w:id="50"/>
-    <w:bookmarkStart w:id="51" w:name="exm-infinite-sum"/>
+    <w:bookmarkEnd w:id="51"/>
+    <w:bookmarkStart w:id="52" w:name="exm-infinite-sum"/>
     <w:p>
       <w:pPr>
         <w:pStyle w:val="BodyText"/>
@@ -9632,8 +9632,8 @@
         <w:t xml:space="preserve">.</w:t>
       </w:r>
     </w:p>
-    <w:bookmarkEnd w:id="51"/>
-    <w:bookmarkStart w:id="52" w:name="lem-nonneg-series"/>
+    <w:bookmarkEnd w:id="52"/>
+    <w:bookmarkStart w:id="53" w:name="lem-nonneg-series"/>
     <w:p>
       <w:pPr>
         <w:pStyle w:val="FirstParagraph"/>
@@ -10061,7 +10061,7 @@
         <w:t xml:space="preserve">.</w:t>
       </w:r>
     </w:p>
-    <w:bookmarkEnd w:id="52"/>
+    <w:bookmarkEnd w:id="53"/>
     <w:p>
       <w:pPr>
         <w:pStyle w:val="BodyText"/>
@@ -10424,7 +10424,7 @@
       <w:r>
         <w:t xml:space="preserve"> </w:t>
       </w:r>
-      <w:hyperlink r:id="rId53">
+      <w:hyperlink r:id="rId54">
         <w:r>
           <w:rPr>
             <w:rStyle w:val="Hyperlink"/>
@@ -10444,7 +10444,7 @@
       <w:r>
         <w:t xml:space="preserve"> </w:t>
       </w:r>
-      <w:hyperlink r:id="rId54">
+      <w:hyperlink r:id="rId55">
         <w:r>
           <w:rPr>
             <w:rStyle w:val="Hyperlink"/>
@@ -10487,7 +10487,7 @@
       <w:r>
         <w:t xml:space="preserve"> </w:t>
       </w:r>
-      <w:hyperlink r:id="rId55">
+      <w:hyperlink r:id="rId56">
         <w:r>
           <w:rPr>
             <w:rStyle w:val="Hyperlink"/>
@@ -10623,8 +10623,8 @@
         <w:t xml:space="preserve">.</w:t>
       </w:r>
     </w:p>
-    <w:bookmarkEnd w:id="56"/>
-    <w:bookmarkStart w:id="74" w:name="additivity"/>
+    <w:bookmarkEnd w:id="57"/>
+    <w:bookmarkStart w:id="75" w:name="additivity"/>
     <w:p>
       <w:pPr>
         <w:pStyle w:val="Heading2"/>
@@ -10633,7 +10633,7 @@
         <w:t xml:space="preserve">4 Additivity</w:t>
       </w:r>
     </w:p>
-    <w:bookmarkStart w:id="58" w:name="def-finite-additivity"/>
+    <w:bookmarkStart w:id="59" w:name="def-finite-additivity"/>
     <w:p>
       <w:pPr>
         <w:pStyle w:val="FirstParagraph"/>
@@ -10711,7 +10711,7 @@
       <w:r>
         <w:t xml:space="preserve"> </w:t>
       </w:r>
-      <w:hyperlink r:id="rId57">
+      <w:hyperlink r:id="rId58">
         <w:r>
           <w:rPr>
             <w:rStyle w:val="Hyperlink"/>
@@ -11041,8 +11041,8 @@
         </m:oMath>
       </m:oMathPara>
     </w:p>
-    <w:bookmarkEnd w:id="58"/>
-    <w:bookmarkStart w:id="59" w:name="exm-finite-additivity"/>
+    <w:bookmarkEnd w:id="59"/>
+    <w:bookmarkStart w:id="60" w:name="exm-finite-additivity"/>
     <w:p>
       <w:pPr>
         <w:pStyle w:val="FirstParagraph"/>
@@ -11797,8 +11797,8 @@
         <w:t xml:space="preserve">is finitely additive.</w:t>
       </w:r>
     </w:p>
-    <w:bookmarkEnd w:id="59"/>
-    <w:bookmarkStart w:id="60" w:name="exm-not-finitely-additive"/>
+    <w:bookmarkEnd w:id="60"/>
+    <w:bookmarkStart w:id="61" w:name="exm-not-finitely-additive"/>
     <w:p>
       <w:pPr>
         <w:pStyle w:val="BodyText"/>
@@ -12353,8 +12353,8 @@
         <w:t xml:space="preserve">is not finitely additive.</w:t>
       </w:r>
     </w:p>
-    <w:bookmarkEnd w:id="60"/>
-    <w:bookmarkStart w:id="61" w:name="def-countable-additivity"/>
+    <w:bookmarkEnd w:id="61"/>
+    <w:bookmarkStart w:id="62" w:name="def-countable-additivity"/>
     <w:p>
       <w:pPr>
         <w:pStyle w:val="BodyText"/>
@@ -12777,8 +12777,8 @@
         </m:oMath>
       </m:oMathPara>
     </w:p>
-    <w:bookmarkEnd w:id="61"/>
-    <w:bookmarkStart w:id="62" w:name="exm-countable-additivity"/>
+    <w:bookmarkEnd w:id="62"/>
+    <w:bookmarkStart w:id="63" w:name="exm-countable-additivity"/>
     <w:p>
       <w:pPr>
         <w:pStyle w:val="FirstParagraph"/>
@@ -13104,8 +13104,8 @@
         <w:t xml:space="preserve">is countably additive.</w:t>
       </w:r>
     </w:p>
-    <w:bookmarkEnd w:id="62"/>
-    <w:bookmarkStart w:id="63" w:name="rem-countable-additivity-sum-exists"/>
+    <w:bookmarkEnd w:id="63"/>
+    <w:bookmarkStart w:id="64" w:name="rem-countable-additivity-sum-exists"/>
     <w:p>
       <w:pPr>
         <w:pStyle w:val="BodyText"/>
@@ -13578,8 +13578,8 @@
         <w:t xml:space="preserve">.</w:t>
       </w:r>
     </w:p>
-    <w:bookmarkEnd w:id="63"/>
-    <w:bookmarkStart w:id="64" w:name="lem-countable-additivity-empty"/>
+    <w:bookmarkEnd w:id="64"/>
+    <w:bookmarkStart w:id="65" w:name="lem-countable-additivity-empty"/>
     <w:p>
       <w:pPr>
         <w:pStyle w:val="BodyText"/>
@@ -13754,7 +13754,7 @@
         <w:t xml:space="preserve">.</w:t>
       </w:r>
     </w:p>
-    <w:bookmarkEnd w:id="64"/>
+    <w:bookmarkEnd w:id="65"/>
     <w:p>
       <w:pPr>
         <w:pStyle w:val="BodyText"/>
@@ -14260,7 +14260,7 @@
       <w:r>
         <w:t xml:space="preserve"> </w:t>
       </w:r>
-      <w:hyperlink r:id="rId65">
+      <w:hyperlink r:id="rId66">
         <w:r>
           <w:rPr>
             <w:rStyle w:val="Hyperlink"/>
@@ -14324,7 +14324,7 @@
         <w:t xml:space="preserve">.</w:t>
       </w:r>
     </w:p>
-    <w:bookmarkStart w:id="66" w:name="exm-empty-set-zero"/>
+    <w:bookmarkStart w:id="67" w:name="exm-empty-set-zero"/>
     <w:p>
       <w:pPr>
         <w:pStyle w:val="BodyText"/>
@@ -14604,8 +14604,8 @@
         </m:oMath>
       </m:oMathPara>
     </w:p>
-    <w:bookmarkEnd w:id="66"/>
-    <w:bookmarkStart w:id="67" w:name="exm-empty-set-infinity"/>
+    <w:bookmarkEnd w:id="67"/>
+    <w:bookmarkStart w:id="68" w:name="exm-empty-set-infinity"/>
     <w:p>
       <w:pPr>
         <w:pStyle w:val="FirstParagraph"/>
@@ -15370,8 +15370,8 @@
         <w:t xml:space="preserve">.</w:t>
       </w:r>
     </w:p>
-    <w:bookmarkEnd w:id="67"/>
-    <w:bookmarkStart w:id="68" w:name="rem-empty-set-requirement"/>
+    <w:bookmarkEnd w:id="68"/>
+    <w:bookmarkStart w:id="69" w:name="rem-empty-set-requirement"/>
     <w:p>
       <w:pPr>
         <w:pStyle w:val="BodyText"/>
@@ -15532,8 +15532,8 @@
         <w:t xml:space="preserve">is an extra requirement, not a consequence of countable additivity.</w:t>
       </w:r>
     </w:p>
-    <w:bookmarkEnd w:id="68"/>
-    <w:bookmarkStart w:id="69" w:name="thm-countable-implies-finite"/>
+    <w:bookmarkEnd w:id="69"/>
+    <w:bookmarkStart w:id="70" w:name="thm-countable-implies-finite"/>
     <w:p>
       <w:pPr>
         <w:pStyle w:val="BodyText"/>
@@ -15698,7 +15698,7 @@
         <w:t xml:space="preserve">.</w:t>
       </w:r>
     </w:p>
-    <w:bookmarkEnd w:id="69"/>
+    <w:bookmarkEnd w:id="70"/>
     <w:p>
       <w:pPr>
         <w:pStyle w:val="BodyText"/>
@@ -16595,7 +16595,7 @@
         </m:oMath>
       </m:oMathPara>
     </w:p>
-    <w:bookmarkStart w:id="70" w:name="exm-finite-not-countable"/>
+    <w:bookmarkStart w:id="71" w:name="exm-finite-not-countable"/>
     <w:p>
       <w:pPr>
         <w:pStyle w:val="FirstParagraph"/>
@@ -18239,8 +18239,8 @@
         </m:oMath>
       </m:oMathPara>
     </w:p>
-    <w:bookmarkEnd w:id="70"/>
-    <w:bookmarkStart w:id="73" w:name="rem-finite-not-countable-converse"/>
+    <w:bookmarkEnd w:id="71"/>
+    <w:bookmarkStart w:id="74" w:name="rem-finite-not-countable-converse"/>
     <w:p>
       <w:pPr>
         <w:pStyle w:val="FirstParagraph"/>
@@ -18272,7 +18272,7 @@
       <w:r>
         <w:t xml:space="preserve"> </w:t>
       </w:r>
-      <w:hyperlink r:id="rId71">
+      <w:hyperlink r:id="rId72">
         <w:r>
           <w:rPr>
             <w:rStyle w:val="Hyperlink"/>
@@ -18362,7 +18362,7 @@
       <w:r>
         <w:t xml:space="preserve"> </w:t>
       </w:r>
-      <w:hyperlink r:id="rId72">
+      <w:hyperlink r:id="rId73">
         <w:r>
           <w:rPr>
             <w:rStyle w:val="Hyperlink"/>
@@ -18501,9 +18501,9 @@
         <w:t xml:space="preserve">is finite.</w:t>
       </w:r>
     </w:p>
-    <w:bookmarkEnd w:id="73"/>
     <w:bookmarkEnd w:id="74"/>
-    <w:bookmarkStart w:id="99" w:name="measures"/>
+    <w:bookmarkEnd w:id="75"/>
+    <w:bookmarkStart w:id="100" w:name="measures"/>
     <w:p>
       <w:pPr>
         <w:pStyle w:val="Heading2"/>
@@ -18512,7 +18512,7 @@
         <w:t xml:space="preserve">5 Measures</w:t>
       </w:r>
     </w:p>
-    <w:bookmarkStart w:id="75" w:name="def-measure"/>
+    <w:bookmarkStart w:id="76" w:name="def-measure"/>
     <w:p>
       <w:pPr>
         <w:pStyle w:val="FirstParagraph"/>
@@ -18733,8 +18733,8 @@
         <w:t xml:space="preserve">.</w:t>
       </w:r>
     </w:p>
-    <w:bookmarkEnd w:id="75"/>
-    <w:bookmarkStart w:id="76" w:name="exm-measure"/>
+    <w:bookmarkEnd w:id="76"/>
+    <w:bookmarkStart w:id="77" w:name="exm-measure"/>
     <w:p>
       <w:pPr>
         <w:pStyle w:val="FirstParagraph"/>
@@ -18984,8 +18984,8 @@
         <w:t xml:space="preserve">so it is a measure.</w:t>
       </w:r>
     </w:p>
-    <w:bookmarkEnd w:id="76"/>
-    <w:bookmarkStart w:id="77" w:name="cor-measure-finitely-additive"/>
+    <w:bookmarkEnd w:id="77"/>
+    <w:bookmarkStart w:id="78" w:name="cor-measure-finitely-additive"/>
     <w:p>
       <w:pPr>
         <w:pStyle w:val="BodyText"/>
@@ -19035,7 +19035,7 @@
         <w:t xml:space="preserve">.</w:t>
       </w:r>
     </w:p>
-    <w:bookmarkEnd w:id="77"/>
+    <w:bookmarkEnd w:id="78"/>
     <w:p>
       <w:pPr>
         <w:pStyle w:val="BodyText"/>
@@ -19143,7 +19143,7 @@
         <w:t xml:space="preserve">applies to it.</w:t>
       </w:r>
     </w:p>
-    <w:bookmarkStart w:id="78" w:name="def-counting-measure"/>
+    <w:bookmarkStart w:id="79" w:name="def-counting-measure"/>
     <w:p>
       <w:pPr>
         <w:pStyle w:val="BodyText"/>
@@ -19412,8 +19412,8 @@
         </m:oMath>
       </m:oMathPara>
     </w:p>
-    <w:bookmarkEnd w:id="78"/>
-    <w:bookmarkStart w:id="80" w:name="exm-counting-measure"/>
+    <w:bookmarkEnd w:id="79"/>
+    <w:bookmarkStart w:id="81" w:name="exm-counting-measure"/>
     <w:p>
       <w:pPr>
         <w:pStyle w:val="FirstParagraph"/>
@@ -19448,7 +19448,7 @@
       <w:r>
         <w:t xml:space="preserve"> </w:t>
       </w:r>
-      <w:hyperlink r:id="rId79">
+      <w:hyperlink r:id="rId80">
         <w:r>
           <w:rPr>
             <w:rStyle w:val="Hyperlink"/>
@@ -19915,8 +19915,8 @@
         </m:oMath>
       </m:oMathPara>
     </w:p>
-    <w:bookmarkEnd w:id="80"/>
-    <w:bookmarkStart w:id="81" w:name="def-measurable-space"/>
+    <w:bookmarkEnd w:id="81"/>
+    <w:bookmarkStart w:id="82" w:name="def-measurable-space"/>
     <w:p>
       <w:pPr>
         <w:pStyle w:val="FirstParagraph"/>
@@ -20080,8 +20080,8 @@
         <w:t xml:space="preserve">.</w:t>
       </w:r>
     </w:p>
-    <w:bookmarkEnd w:id="81"/>
-    <w:bookmarkStart w:id="82" w:name="exm-measurable-space"/>
+    <w:bookmarkEnd w:id="82"/>
+    <w:bookmarkStart w:id="83" w:name="exm-measurable-space"/>
     <w:p>
       <w:pPr>
         <w:pStyle w:val="BodyText"/>
@@ -20466,8 +20466,8 @@
         <w:t xml:space="preserve">is not one of them.</w:t>
       </w:r>
     </w:p>
-    <w:bookmarkEnd w:id="82"/>
-    <w:bookmarkStart w:id="83" w:name="def-measure-space"/>
+    <w:bookmarkEnd w:id="83"/>
+    <w:bookmarkStart w:id="84" w:name="def-measure-space"/>
     <w:p>
       <w:pPr>
         <w:pStyle w:val="FirstParagraph"/>
@@ -20601,8 +20601,8 @@
         <w:t xml:space="preserve">.</w:t>
       </w:r>
     </w:p>
-    <w:bookmarkEnd w:id="83"/>
-    <w:bookmarkStart w:id="84" w:name="exm-measure-space"/>
+    <w:bookmarkEnd w:id="84"/>
+    <w:bookmarkStart w:id="85" w:name="exm-measure-space"/>
     <w:p>
       <w:pPr>
         <w:pStyle w:val="BodyText"/>
@@ -20894,8 +20894,8 @@
         <w:t xml:space="preserve">a measure space.</w:t>
       </w:r>
     </w:p>
-    <w:bookmarkEnd w:id="84"/>
-    <w:bookmarkStart w:id="85" w:name="def-lebesgue-measure"/>
+    <w:bookmarkEnd w:id="85"/>
+    <w:bookmarkStart w:id="86" w:name="def-lebesgue-measure"/>
     <w:p>
       <w:pPr>
         <w:pStyle w:val="BodyText"/>
@@ -21374,8 +21374,8 @@
         <w:t xml:space="preserve">.</w:t>
       </w:r>
     </w:p>
-    <w:bookmarkEnd w:id="85"/>
-    <w:bookmarkStart w:id="87" w:name="rem-lebesgue-measure-exists"/>
+    <w:bookmarkEnd w:id="86"/>
+    <w:bookmarkStart w:id="88" w:name="rem-lebesgue-measure-exists"/>
     <w:p>
       <w:pPr>
         <w:pStyle w:val="BodyText"/>
@@ -21426,7 +21426,7 @@
       <w:r>
         <w:t xml:space="preserve"> </w:t>
       </w:r>
-      <w:hyperlink r:id="rId86">
+      <w:hyperlink r:id="rId87">
         <w:r>
           <w:rPr>
             <w:rStyle w:val="Hyperlink"/>
@@ -21475,8 +21475,8 @@
         <w:t xml:space="preserve">the Lebesgue-measurable sets, with the same values on Borel sets).</w:t>
       </w:r>
     </w:p>
-    <w:bookmarkEnd w:id="87"/>
-    <w:bookmarkStart w:id="88" w:name="def-lebesgue-measure-interval"/>
+    <w:bookmarkEnd w:id="88"/>
+    <w:bookmarkStart w:id="89" w:name="def-lebesgue-measure-interval"/>
     <w:p>
       <w:pPr>
         <w:pStyle w:val="BodyText"/>
@@ -21584,8 +21584,8 @@
         <w:t xml:space="preserve">.</w:t>
       </w:r>
     </w:p>
-    <w:bookmarkEnd w:id="88"/>
-    <w:bookmarkStart w:id="89" w:name="exm-lebesgue-measure"/>
+    <w:bookmarkEnd w:id="89"/>
+    <w:bookmarkStart w:id="90" w:name="exm-lebesgue-measure"/>
     <w:p>
       <w:pPr>
         <w:pStyle w:val="BodyText"/>
@@ -22401,8 +22401,8 @@
         </m:oMath>
       </m:oMathPara>
     </w:p>
-    <w:bookmarkEnd w:id="89"/>
-    <w:bookmarkStart w:id="92" w:name="rem-measure-size"/>
+    <w:bookmarkEnd w:id="90"/>
+    <w:bookmarkStart w:id="93" w:name="rem-measure-size"/>
     <w:p>
       <w:pPr>
         <w:pStyle w:val="FirstParagraph"/>
@@ -22817,7 +22817,7 @@
       <w:r>
         <w:t xml:space="preserve"> </w:t>
       </w:r>
-      <w:hyperlink r:id="rId90">
+      <w:hyperlink r:id="rId91">
         <w:r>
           <w:rPr>
             <w:rStyle w:val="Hyperlink"/>
@@ -22834,7 +22834,7 @@
       <w:r>
         <w:t xml:space="preserve"> </w:t>
       </w:r>
-      <w:hyperlink r:id="rId91">
+      <w:hyperlink r:id="rId92">
         <w:r>
           <w:rPr>
             <w:rStyle w:val="Hyperlink"/>
@@ -22849,8 +22849,8 @@
         <w:t xml:space="preserve">theorems.</w:t>
       </w:r>
     </w:p>
-    <w:bookmarkEnd w:id="92"/>
-    <w:bookmarkStart w:id="93" w:name="def-measure-zero"/>
+    <w:bookmarkEnd w:id="93"/>
+    <w:bookmarkStart w:id="94" w:name="def-measure-zero"/>
     <w:p>
       <w:pPr>
         <w:pStyle w:val="BodyText"/>
@@ -23048,8 +23048,8 @@
         <w:t xml:space="preserve">.</w:t>
       </w:r>
     </w:p>
-    <w:bookmarkEnd w:id="93"/>
-    <w:bookmarkStart w:id="94" w:name="exm-measure-zero"/>
+    <w:bookmarkEnd w:id="94"/>
+    <w:bookmarkStart w:id="95" w:name="exm-measure-zero"/>
     <w:p>
       <w:pPr>
         <w:pStyle w:val="BodyText"/>
@@ -23223,8 +23223,8 @@
         <w:t xml:space="preserve">although neither set is empty.</w:t>
       </w:r>
     </w:p>
-    <w:bookmarkEnd w:id="94"/>
-    <w:bookmarkStart w:id="95" w:name="def-almost-everywhere"/>
+    <w:bookmarkEnd w:id="95"/>
+    <w:bookmarkStart w:id="96" w:name="def-almost-everywhere"/>
     <w:p>
       <w:pPr>
         <w:pStyle w:val="FirstParagraph"/>
@@ -23474,8 +23474,8 @@
         <w:t xml:space="preserve">.</w:t>
       </w:r>
     </w:p>
-    <w:bookmarkEnd w:id="95"/>
-    <w:bookmarkStart w:id="96" w:name="exm-almost-everywhere"/>
+    <w:bookmarkEnd w:id="96"/>
+    <w:bookmarkStart w:id="97" w:name="exm-almost-everywhere"/>
     <w:p>
       <w:pPr>
         <w:pStyle w:val="BodyText"/>
@@ -23866,8 +23866,8 @@
         <w:t xml:space="preserve">so a statement holds almost everywhere only if it holds everywhere.</w:t>
       </w:r>
     </w:p>
-    <w:bookmarkEnd w:id="96"/>
-    <w:bookmarkStart w:id="97" w:name="def-sigma-finite"/>
+    <w:bookmarkEnd w:id="97"/>
+    <w:bookmarkStart w:id="98" w:name="def-sigma-finite"/>
     <w:p>
       <w:pPr>
         <w:pStyle w:val="BodyText"/>
@@ -24269,8 +24269,8 @@
         <w:t xml:space="preserve">.</w:t>
       </w:r>
     </w:p>
-    <w:bookmarkEnd w:id="97"/>
-    <w:bookmarkStart w:id="98" w:name="exm-sigma-finite"/>
+    <w:bookmarkEnd w:id="98"/>
+    <w:bookmarkStart w:id="99" w:name="exm-sigma-finite"/>
     <w:p>
       <w:pPr>
         <w:pStyle w:val="BodyText"/>
@@ -25113,9 +25113,9 @@
         <w:t xml:space="preserve">.</w:t>
       </w:r>
     </w:p>
-    <w:bookmarkEnd w:id="98"/>
     <w:bookmarkEnd w:id="99"/>
-    <w:bookmarkStart w:id="104" w:name="probability-measures"/>
+    <w:bookmarkEnd w:id="100"/>
+    <w:bookmarkStart w:id="105" w:name="probability-measures"/>
     <w:p>
       <w:pPr>
         <w:pStyle w:val="Heading2"/>
@@ -25124,7 +25124,7 @@
         <w:t xml:space="preserve">6 Probability measures</w:t>
       </w:r>
     </w:p>
-    <w:bookmarkStart w:id="100" w:name="def-probability-measure"/>
+    <w:bookmarkStart w:id="101" w:name="def-probability-measure"/>
     <w:p>
       <w:pPr>
         <w:pStyle w:val="FirstParagraph"/>
@@ -25335,8 +25335,8 @@
         </m:oMath>
       </m:oMathPara>
     </w:p>
-    <w:bookmarkEnd w:id="100"/>
-    <w:bookmarkStart w:id="101" w:name="exm-probability-measure"/>
+    <w:bookmarkEnd w:id="101"/>
+    <w:bookmarkStart w:id="102" w:name="exm-probability-measure"/>
     <w:p>
       <w:pPr>
         <w:pStyle w:val="FirstParagraph"/>
@@ -26298,8 +26298,8 @@
         <w:t xml:space="preserve">.</w:t>
       </w:r>
     </w:p>
-    <w:bookmarkEnd w:id="101"/>
-    <w:bookmarkStart w:id="102" w:name="def-probability-space"/>
+    <w:bookmarkEnd w:id="102"/>
+    <w:bookmarkStart w:id="103" w:name="def-probability-space"/>
     <w:p>
       <w:pPr>
         <w:pStyle w:val="FirstParagraph"/>
@@ -26566,8 +26566,8 @@
         <w:t xml:space="preserve">.</w:t>
       </w:r>
     </w:p>
-    <w:bookmarkEnd w:id="102"/>
-    <w:bookmarkStart w:id="103" w:name="rem-mutually-exclusive"/>
+    <w:bookmarkEnd w:id="103"/>
+    <w:bookmarkStart w:id="104" w:name="rem-mutually-exclusive"/>
     <w:p>
       <w:pPr>
         <w:pStyle w:val="BodyText"/>
@@ -26779,9 +26779,9 @@
         <w:t xml:space="preserve">no roll is both even and odd.</w:t>
       </w:r>
     </w:p>
-    <w:bookmarkEnd w:id="103"/>
     <w:bookmarkEnd w:id="104"/>
-    <w:bookmarkStart w:id="123" w:name="measurable-functions-and-integrals"/>
+    <w:bookmarkEnd w:id="105"/>
+    <w:bookmarkStart w:id="124" w:name="measurable-functions-and-integrals"/>
     <w:p>
       <w:pPr>
         <w:pStyle w:val="Heading2"/>
@@ -26790,7 +26790,7 @@
         <w:t xml:space="preserve">7 Measurable functions and integrals</w:t>
       </w:r>
     </w:p>
-    <w:bookmarkStart w:id="105" w:name="def-measurable-function"/>
+    <w:bookmarkStart w:id="106" w:name="def-measurable-function"/>
     <w:p>
       <w:pPr>
         <w:pStyle w:val="FirstParagraph"/>
@@ -26870,7 +26870,7 @@
       <w:r>
         <w:t xml:space="preserve"> </w:t>
       </w:r>
-      <w:hyperlink r:id="rId57">
+      <w:hyperlink r:id="rId58">
         <w:r>
           <w:rPr>
             <w:rStyle w:val="Hyperlink"/>
@@ -27083,8 +27083,8 @@
         </m:oMath>
       </m:oMathPara>
     </w:p>
-    <w:bookmarkEnd w:id="105"/>
-    <w:bookmarkStart w:id="107" w:name="rem-measurable-function-general"/>
+    <w:bookmarkEnd w:id="106"/>
+    <w:bookmarkStart w:id="108" w:name="rem-measurable-function-general"/>
     <w:p>
       <w:pPr>
         <w:pStyle w:val="FirstParagraph"/>
@@ -27417,7 +27417,7 @@
       <w:r>
         <w:t xml:space="preserve"> </w:t>
       </w:r>
-      <w:hyperlink r:id="rId106">
+      <w:hyperlink r:id="rId107">
         <w:r>
           <w:rPr>
             <w:rStyle w:val="Hyperlink"/>
@@ -27593,8 +27593,8 @@
         <w:t xml:space="preserve">.</w:t>
       </w:r>
     </w:p>
-    <w:bookmarkEnd w:id="107"/>
-    <w:bookmarkStart w:id="108" w:name="exm-measurable-function"/>
+    <w:bookmarkEnd w:id="108"/>
+    <w:bookmarkStart w:id="109" w:name="exm-measurable-function"/>
     <w:p>
       <w:pPr>
         <w:pStyle w:val="BodyText"/>
@@ -28515,8 +28515,8 @@
         <w:t xml:space="preserve">, is measurable.</w:t>
       </w:r>
     </w:p>
-    <w:bookmarkEnd w:id="108"/>
-    <w:bookmarkStart w:id="111" w:name="def-integral-nonneg"/>
+    <w:bookmarkEnd w:id="109"/>
+    <w:bookmarkStart w:id="112" w:name="def-integral-nonneg"/>
     <w:p>
       <w:pPr>
         <w:pStyle w:val="BodyText"/>
@@ -28941,7 +28941,7 @@
       <w:r>
         <w:t xml:space="preserve"> </w:t>
       </w:r>
-      <w:hyperlink r:id="rId109">
+      <w:hyperlink r:id="rId110">
         <w:r>
           <w:rPr>
             <w:rStyle w:val="Hyperlink"/>
@@ -29131,7 +29131,7 @@
       <w:r>
         <w:t xml:space="preserve"> </w:t>
       </w:r>
-      <w:hyperlink r:id="rId110">
+      <w:hyperlink r:id="rId111">
         <w:r>
           <w:rPr>
             <w:rStyle w:val="Hyperlink"/>
@@ -29423,8 +29423,8 @@
         <w:t xml:space="preserve">(Billingsley 1995, sec. 15)</w:t>
       </w:r>
     </w:p>
-    <w:bookmarkEnd w:id="111"/>
-    <w:bookmarkStart w:id="114" w:name="rem-integral-nonneg-lower-sums"/>
+    <w:bookmarkEnd w:id="112"/>
+    <w:bookmarkStart w:id="115" w:name="rem-integral-nonneg-lower-sums"/>
     <w:p>
       <w:pPr>
         <w:pStyle w:val="BodyText"/>
@@ -29589,7 +29589,7 @@
       <w:r>
         <w:t xml:space="preserve"> </w:t>
       </w:r>
-      <w:hyperlink r:id="rId112">
+      <w:hyperlink r:id="rId113">
         <w:r>
           <w:rPr>
             <w:rStyle w:val="Hyperlink"/>
@@ -29761,7 +29761,7 @@
       <w:r>
         <w:t xml:space="preserve"> </w:t>
       </w:r>
-      <w:hyperlink r:id="rId113">
+      <w:hyperlink r:id="rId114">
         <w:r>
           <w:rPr>
             <w:rStyle w:val="Hyperlink"/>
@@ -29773,8 +29773,8 @@
         <w:t xml:space="preserve">).</w:t>
       </w:r>
     </w:p>
-    <w:bookmarkEnd w:id="114"/>
-    <w:bookmarkStart w:id="115" w:name="exm-integral-nonneg"/>
+    <w:bookmarkEnd w:id="115"/>
+    <w:bookmarkStart w:id="116" w:name="exm-integral-nonneg"/>
     <w:p>
       <w:pPr>
         <w:pStyle w:val="BodyText"/>
@@ -31202,8 +31202,8 @@
         <w:t xml:space="preserve">.</w:t>
       </w:r>
     </w:p>
-    <w:bookmarkEnd w:id="115"/>
-    <w:bookmarkStart w:id="116" w:name="def-positive-negative-parts"/>
+    <w:bookmarkEnd w:id="116"/>
+    <w:bookmarkStart w:id="117" w:name="def-positive-negative-parts"/>
     <w:p>
       <w:pPr>
         <w:pStyle w:val="BodyText"/>
@@ -31853,8 +31853,8 @@
         <w:t xml:space="preserve">.)</w:t>
       </w:r>
     </w:p>
-    <w:bookmarkEnd w:id="116"/>
-    <w:bookmarkStart w:id="117" w:name="def-integral"/>
+    <w:bookmarkEnd w:id="117"/>
+    <w:bookmarkStart w:id="118" w:name="def-integral"/>
     <w:p>
       <w:pPr>
         <w:pStyle w:val="BodyText"/>
@@ -32346,8 +32346,8 @@
         <w:t xml:space="preserve">(Billingsley 1995, sec. 15)</w:t>
       </w:r>
     </w:p>
-    <w:bookmarkEnd w:id="117"/>
-    <w:bookmarkStart w:id="118" w:name="exm-integral"/>
+    <w:bookmarkEnd w:id="118"/>
+    <w:bookmarkStart w:id="119" w:name="exm-integral"/>
     <w:p>
       <w:pPr>
         <w:pStyle w:val="BodyText"/>
@@ -33085,8 +33085,8 @@
         </m:oMath>
       </m:oMathPara>
     </w:p>
-    <w:bookmarkEnd w:id="118"/>
-    <w:bookmarkStart w:id="120" w:name="def-absolutely-integrable"/>
+    <w:bookmarkEnd w:id="119"/>
+    <w:bookmarkStart w:id="121" w:name="def-absolutely-integrable"/>
     <w:p>
       <w:pPr>
         <w:pStyle w:val="FirstParagraph"/>
@@ -33277,7 +33277,7 @@
       <w:r>
         <w:t xml:space="preserve"> </w:t>
       </w:r>
-      <w:hyperlink r:id="rId119">
+      <w:hyperlink r:id="rId120">
         <w:r>
           <w:rPr>
             <w:rStyle w:val="Hyperlink"/>
@@ -33385,8 +33385,8 @@
         <w:t xml:space="preserve">.</w:t>
       </w:r>
     </w:p>
-    <w:bookmarkEnd w:id="120"/>
-    <w:bookmarkStart w:id="121" w:name="rem-absolutely-integrable-integral"/>
+    <w:bookmarkEnd w:id="121"/>
+    <w:bookmarkStart w:id="122" w:name="rem-absolutely-integrable-integral"/>
     <w:p>
       <w:pPr>
         <w:pStyle w:val="BodyText"/>
@@ -33802,8 +33802,8 @@
         <w:t xml:space="preserve">) is a real number.</w:t>
       </w:r>
     </w:p>
-    <w:bookmarkEnd w:id="121"/>
-    <w:bookmarkStart w:id="122" w:name="exm-absolutely-integrable"/>
+    <w:bookmarkEnd w:id="122"/>
+    <w:bookmarkStart w:id="123" w:name="exm-absolutely-integrable"/>
     <w:p>
       <w:pPr>
         <w:pStyle w:val="BodyText"/>
@@ -34307,9 +34307,9 @@
         <w:t xml:space="preserve">).</w:t>
       </w:r>
     </w:p>
-    <w:bookmarkEnd w:id="122"/>
     <w:bookmarkEnd w:id="123"/>
-    <w:bookmarkStart w:id="135" w:name="lp-spaces"/>
+    <w:bookmarkEnd w:id="124"/>
+    <w:bookmarkStart w:id="136" w:name="lp-spaces"/>
     <w:p>
       <w:pPr>
         <w:pStyle w:val="Heading2"/>
@@ -34341,7 +34341,7 @@
         <w:t xml:space="preserve">spaces</w:t>
       </w:r>
     </w:p>
-    <w:bookmarkStart w:id="125" w:name="def-lp-space"/>
+    <w:bookmarkStart w:id="126" w:name="def-lp-space"/>
     <w:p>
       <w:pPr>
         <w:pStyle w:val="FirstParagraph"/>
@@ -34983,7 +34983,7 @@
       <w:r>
         <w:t xml:space="preserve"> </w:t>
       </w:r>
-      <w:hyperlink r:id="rId124">
+      <w:hyperlink r:id="rId125">
         <w:r>
           <w:rPr>
             <w:rStyle w:val="Hyperlink"/>
@@ -35275,8 +35275,8 @@
         <w:t xml:space="preserve">.</w:t>
       </w:r>
     </w:p>
-    <w:bookmarkEnd w:id="125"/>
-    <w:bookmarkStart w:id="126" w:name="exm-lp-space"/>
+    <w:bookmarkEnd w:id="126"/>
+    <w:bookmarkStart w:id="127" w:name="exm-lp-space"/>
     <w:p>
       <w:pPr>
         <w:pStyle w:val="BodyText"/>
@@ -36517,8 +36517,8 @@
         <w:t xml:space="preserve">on finite-measure sets: higher exponents impose stricter integrability requirements near singularities.</w:t>
       </w:r>
     </w:p>
-    <w:bookmarkEnd w:id="126"/>
-    <w:bookmarkStart w:id="127" w:name="def-linf-space"/>
+    <w:bookmarkEnd w:id="127"/>
+    <w:bookmarkStart w:id="128" w:name="def-linf-space"/>
     <w:p>
       <w:pPr>
         <w:pStyle w:val="BodyText"/>
@@ -37076,8 +37076,8 @@
         <w:t xml:space="preserve">.</w:t>
       </w:r>
     </w:p>
-    <w:bookmarkEnd w:id="127"/>
-    <w:bookmarkStart w:id="128" w:name="thm-holder-inequality"/>
+    <w:bookmarkEnd w:id="128"/>
+    <w:bookmarkStart w:id="129" w:name="thm-holder-inequality"/>
     <w:p>
       <w:pPr>
         <w:pStyle w:val="BodyText"/>
@@ -37801,8 +37801,8 @@
         <w:t xml:space="preserve">this inequality is the Cauchy-Schwarz inequality for integrals.</w:t>
       </w:r>
     </w:p>
-    <w:bookmarkEnd w:id="128"/>
-    <w:bookmarkStart w:id="129" w:name="thm-minkowski-inequality"/>
+    <w:bookmarkEnd w:id="129"/>
+    <w:bookmarkStart w:id="130" w:name="thm-minkowski-inequality"/>
     <w:p>
       <w:pPr>
         <w:pStyle w:val="BodyText"/>
@@ -38355,7 +38355,7 @@
       <w:r>
         <w:t xml:space="preserve"> </w:t>
       </w:r>
-      <w:hyperlink r:id="rId124">
+      <w:hyperlink r:id="rId125">
         <w:r>
           <w:rPr>
             <w:rStyle w:val="Hyperlink"/>
@@ -38367,8 +38367,8 @@
         <w:t xml:space="preserve">.</w:t>
       </w:r>
     </w:p>
-    <w:bookmarkEnd w:id="129"/>
-    <w:bookmarkStart w:id="131" w:name="exm-holder-inequality"/>
+    <w:bookmarkEnd w:id="130"/>
+    <w:bookmarkStart w:id="132" w:name="exm-holder-inequality"/>
     <w:p>
       <w:pPr>
         <w:pStyle w:val="BodyText"/>
@@ -39027,7 +39027,7 @@
       <w:r>
         <w:t xml:space="preserve"> </w:t>
       </w:r>
-      <w:hyperlink r:id="rId130">
+      <w:hyperlink r:id="rId131">
         <w:r>
           <w:rPr>
             <w:rStyle w:val="Hyperlink"/>
@@ -39304,8 +39304,8 @@
         <w:t xml:space="preserve">guaranteeing that the covariance between any two square-integrable random variables is finite.</w:t>
       </w:r>
     </w:p>
-    <w:bookmarkEnd w:id="131"/>
-    <w:bookmarkStart w:id="134" w:name="rem-lp-spaces-machine-learning"/>
+    <w:bookmarkEnd w:id="132"/>
+    <w:bookmarkStart w:id="135" w:name="rem-lp-spaces-machine-learning"/>
     <w:p>
       <w:pPr>
         <w:pStyle w:val="FirstParagraph"/>
@@ -39708,7 +39708,7 @@
       <w:r>
         <w:t xml:space="preserve"> </w:t>
       </w:r>
-      <w:hyperlink r:id="rId132">
+      <w:hyperlink r:id="rId133">
         <w:r>
           <w:rPr>
             <w:rStyle w:val="Hyperlink"/>
@@ -40085,7 +40085,7 @@
       <w:r>
         <w:t xml:space="preserve"> </w:t>
       </w:r>
-      <w:hyperlink r:id="rId133">
+      <w:hyperlink r:id="rId134">
         <w:r>
           <w:rPr>
             <w:rStyle w:val="Hyperlink"/>
@@ -40632,9 +40632,9 @@
         <w:t xml:space="preserve">minimizes the worst-case maximum error across all instances.</w:t>
       </w:r>
     </w:p>
-    <w:bookmarkEnd w:id="134"/>
     <w:bookmarkEnd w:id="135"/>
-    <w:bookmarkStart w:id="141" w:name="product-measures"/>
+    <w:bookmarkEnd w:id="136"/>
+    <w:bookmarkStart w:id="142" w:name="product-measures"/>
     <w:p>
       <w:pPr>
         <w:pStyle w:val="Heading2"/>
@@ -40643,7 +40643,7 @@
         <w:t xml:space="preserve">9 Product measures</w:t>
       </w:r>
     </w:p>
-    <w:bookmarkStart w:id="137" w:name="def-product-sigma-algebra"/>
+    <w:bookmarkStart w:id="138" w:name="def-product-sigma-algebra"/>
     <w:p>
       <w:pPr>
         <w:pStyle w:val="FirstParagraph"/>
@@ -40797,7 +40797,7 @@
       <w:r>
         <w:t xml:space="preserve"> </w:t>
       </w:r>
-      <w:hyperlink r:id="rId136">
+      <w:hyperlink r:id="rId137">
         <w:r>
           <w:rPr>
             <w:rStyle w:val="Hyperlink"/>
@@ -40991,8 +40991,8 @@
         <w:t xml:space="preserve">the measurable rectangles.</w:t>
       </w:r>
     </w:p>
-    <w:bookmarkEnd w:id="137"/>
-    <w:bookmarkStart w:id="138" w:name="exm-product-sigma-algebra"/>
+    <w:bookmarkEnd w:id="138"/>
+    <w:bookmarkStart w:id="139" w:name="exm-product-sigma-algebra"/>
     <w:p>
       <w:pPr>
         <w:pStyle w:val="BodyText"/>
@@ -41491,8 +41491,8 @@
         <w:t xml:space="preserve">.</w:t>
       </w:r>
     </w:p>
-    <w:bookmarkEnd w:id="138"/>
-    <w:bookmarkStart w:id="139" w:name="def-product-measure"/>
+    <w:bookmarkEnd w:id="139"/>
+    <w:bookmarkStart w:id="140" w:name="def-product-measure"/>
     <w:p>
       <w:pPr>
         <w:pStyle w:val="FirstParagraph"/>
@@ -42102,8 +42102,8 @@
         <w:t xml:space="preserve">.</w:t>
       </w:r>
     </w:p>
-    <w:bookmarkEnd w:id="139"/>
-    <w:bookmarkStart w:id="140" w:name="exm-product-measure"/>
+    <w:bookmarkEnd w:id="140"/>
+    <w:bookmarkStart w:id="141" w:name="exm-product-measure"/>
     <w:p>
       <w:pPr>
         <w:pStyle w:val="BodyText"/>
@@ -42760,9 +42760,9 @@
         <w:t xml:space="preserve">the area of the rectangle.</w:t>
       </w:r>
     </w:p>
-    <w:bookmarkEnd w:id="140"/>
     <w:bookmarkEnd w:id="141"/>
-    <w:bookmarkStart w:id="142" w:name="sec-further-reading"/>
+    <w:bookmarkEnd w:id="142"/>
+    <w:bookmarkStart w:id="143" w:name="sec-further-reading"/>
     <w:p>
       <w:pPr>
         <w:pStyle w:val="Heading2"/>
@@ -42865,8 +42865,8 @@
         <w:t xml:space="preserve">that opens with a chapter on introductory measure theory.</w:t>
       </w:r>
     </w:p>
-    <w:bookmarkEnd w:id="142"/>
-    <w:bookmarkStart w:id="151" w:name="references"/>
+    <w:bookmarkEnd w:id="143"/>
+    <w:bookmarkStart w:id="152" w:name="references"/>
     <w:p>
       <w:pPr>
         <w:pStyle w:val="Heading2"/>
@@ -42875,8 +42875,8 @@
         <w:t xml:space="preserve">References</w:t>
       </w:r>
     </w:p>
-    <w:bookmarkStart w:id="150" w:name="refs"/>
-    <w:bookmarkStart w:id="143" w:name="ref-billingsley1995probability"/>
+    <w:bookmarkStart w:id="151" w:name="refs"/>
+    <w:bookmarkStart w:id="144" w:name="ref-billingsley1995probability"/>
     <w:p>
       <w:pPr>
         <w:pStyle w:val="Bibliography"/>
@@ -42898,8 +42898,8 @@
         <w:t xml:space="preserve">. 3rd ed. Wiley Series in Probability and Mathematical Statistics. Wiley.</w:t>
       </w:r>
     </w:p>
-    <w:bookmarkEnd w:id="143"/>
-    <w:bookmarkStart w:id="145" w:name="ref-CaseBerg01"/>
+    <w:bookmarkEnd w:id="144"/>
+    <w:bookmarkStart w:id="146" w:name="ref-CaseBerg01"/>
     <w:p>
       <w:pPr>
         <w:pStyle w:val="Bibliography"/>
@@ -42923,7 +42923,7 @@
       <w:r>
         <w:t xml:space="preserve"> </w:t>
       </w:r>
-      <w:hyperlink r:id="rId144">
+      <w:hyperlink r:id="rId145">
         <w:r>
           <w:rPr>
             <w:rStyle w:val="Hyperlink"/>
@@ -42935,8 +42935,8 @@
         <w:t xml:space="preserve">.</w:t>
       </w:r>
     </w:p>
-    <w:bookmarkEnd w:id="145"/>
-    <w:bookmarkStart w:id="147" w:name="ref-folland1999real"/>
+    <w:bookmarkEnd w:id="146"/>
+    <w:bookmarkStart w:id="148" w:name="ref-folland1999real"/>
     <w:p>
       <w:pPr>
         <w:pStyle w:val="Bibliography"/>
@@ -42960,7 +42960,7 @@
       <w:r>
         <w:t xml:space="preserve"> </w:t>
       </w:r>
-      <w:hyperlink r:id="rId146">
+      <w:hyperlink r:id="rId147">
         <w:r>
           <w:rPr>
             <w:rStyle w:val="Hyperlink"/>
@@ -42972,8 +42972,8 @@
         <w:t xml:space="preserve">.</w:t>
       </w:r>
     </w:p>
-    <w:bookmarkEnd w:id="147"/>
-    <w:bookmarkStart w:id="149" w:name="ref-gut2013"/>
+    <w:bookmarkEnd w:id="148"/>
+    <w:bookmarkStart w:id="150" w:name="ref-gut2013"/>
     <w:p>
       <w:pPr>
         <w:pStyle w:val="Bibliography"/>
@@ -42997,7 +42997,7 @@
       <w:r>
         <w:t xml:space="preserve"> </w:t>
       </w:r>
-      <w:hyperlink r:id="rId148">
+      <w:hyperlink r:id="rId149">
         <w:r>
           <w:rPr>
             <w:rStyle w:val="Hyperlink"/>
@@ -43009,9 +43009,9 @@
         <w:t xml:space="preserve">.</w:t>
       </w:r>
     </w:p>
-    <w:bookmarkEnd w:id="149"/>
     <w:bookmarkEnd w:id="150"/>
     <w:bookmarkEnd w:id="151"/>
+    <w:bookmarkEnd w:id="152"/>
     <w:sectPr>
       <w:footnotePr>
         <w:numRestart w:val="eachSect"/>
